--- a/Requisitos/Documentos de Casos de Uso/CSU08 - ManterEntregador.docx
+++ b/Requisitos/Documentos de Casos de Uso/CSU08 - ManterEntregador.docx
@@ -1,6 +1,6 @@
 
 <file path=word/document.xml><?xml version="1.0" encoding="utf-8"?>
-<w:document xmlns:wpc="http://schemas.microsoft.com/office/word/2010/wordprocessingCanvas" xmlns:mc="http://schemas.openxmlformats.org/markup-compatibility/2006" xmlns:o="urn:schemas-microsoft-com:office:office" xmlns:r="http://schemas.openxmlformats.org/officeDocument/2006/relationships" xmlns:m="http://schemas.openxmlformats.org/officeDocument/2006/math" xmlns:v="urn:schemas-microsoft-com:vml" xmlns:wp14="http://schemas.microsoft.com/office/word/2010/wordprocessingDrawing" xmlns:wp="http://schemas.openxmlformats.org/drawingml/2006/wordprocessingDrawing" xmlns:w10="urn:schemas-microsoft-com:office:word" xmlns:w="http://schemas.openxmlformats.org/wordprocessingml/2006/main" xmlns:w14="http://schemas.microsoft.com/office/word/2010/wordml" xmlns:w15="http://schemas.microsoft.com/office/word/2012/wordml" xmlns:wpg="http://schemas.microsoft.com/office/word/2010/wordprocessingGroup" xmlns:wpi="http://schemas.microsoft.com/office/word/2010/wordprocessingInk" xmlns:wne="http://schemas.microsoft.com/office/word/2006/wordml" xmlns:wps="http://schemas.microsoft.com/office/word/2010/wordprocessingShape" mc:Ignorable="w14 w15 wp14">
+<w:document xmlns:wpc="http://schemas.microsoft.com/office/word/2010/wordprocessingCanvas" xmlns:cx="http://schemas.microsoft.com/office/drawing/2014/chartex" xmlns:cx1="http://schemas.microsoft.com/office/drawing/2015/9/8/chartex" xmlns:cx2="http://schemas.microsoft.com/office/drawing/2015/10/21/chartex" xmlns:cx3="http://schemas.microsoft.com/office/drawing/2016/5/9/chartex" xmlns:cx4="http://schemas.microsoft.com/office/drawing/2016/5/10/chartex" xmlns:cx5="http://schemas.microsoft.com/office/drawing/2016/5/11/chartex" xmlns:cx6="http://schemas.microsoft.com/office/drawing/2016/5/12/chartex" xmlns:cx7="http://schemas.microsoft.com/office/drawing/2016/5/13/chartex" xmlns:cx8="http://schemas.microsoft.com/office/drawing/2016/5/14/chartex" xmlns:mc="http://schemas.openxmlformats.org/markup-compatibility/2006" xmlns:aink="http://schemas.microsoft.com/office/drawing/2016/ink" xmlns:am3d="http://schemas.microsoft.com/office/drawing/2017/model3d" xmlns:o="urn:schemas-microsoft-com:office:office" xmlns:oel="http://schemas.microsoft.com/office/2019/extlst" xmlns:r="http://schemas.openxmlformats.org/officeDocument/2006/relationships" xmlns:m="http://schemas.openxmlformats.org/officeDocument/2006/math" xmlns:v="urn:schemas-microsoft-com:vml" xmlns:wp14="http://schemas.microsoft.com/office/word/2010/wordprocessingDrawing" xmlns:wp="http://schemas.openxmlformats.org/drawingml/2006/wordprocessingDrawing" xmlns:w10="urn:schemas-microsoft-com:office:word" xmlns:w="http://schemas.openxmlformats.org/wordprocessingml/2006/main" xmlns:w14="http://schemas.microsoft.com/office/word/2010/wordml" xmlns:w15="http://schemas.microsoft.com/office/word/2012/wordml" xmlns:w16cex="http://schemas.microsoft.com/office/word/2018/wordml/cex" xmlns:w16cid="http://schemas.microsoft.com/office/word/2016/wordml/cid" xmlns:w16="http://schemas.microsoft.com/office/word/2018/wordml" xmlns:w16sdtdh="http://schemas.microsoft.com/office/word/2020/wordml/sdtdatahash" xmlns:w16se="http://schemas.microsoft.com/office/word/2015/wordml/symex" xmlns:wpg="http://schemas.microsoft.com/office/word/2010/wordprocessingGroup" xmlns:wpi="http://schemas.microsoft.com/office/word/2010/wordprocessingInk" xmlns:wne="http://schemas.microsoft.com/office/word/2006/wordml" xmlns:wps="http://schemas.microsoft.com/office/word/2010/wordprocessingShape" mc:Ignorable="w14 w15 w16se w16cid w16 w16cex w16sdtdh wp14">
   <w:body>
     <w:p>
       <w:pPr>
@@ -379,24 +379,17 @@
               </w:rPr>
             </w:pPr>
             <w:r>
-              <w:t>«</w:t>
-            </w:r>
-            <w:proofErr w:type="spellStart"/>
-            <w:proofErr w:type="gramStart"/>
-            <w:r>
-              <w:t>include</w:t>
-            </w:r>
-            <w:proofErr w:type="gramEnd"/>
-            <w:r>
-              <w:t>»</w:t>
-            </w:r>
-            <w:r>
-              <w:rPr>
-                <w:sz w:val="28"/>
-              </w:rPr>
-              <w:t>AutenticarUsuária</w:t>
-            </w:r>
-            <w:proofErr w:type="spellEnd"/>
+              <w:rPr>
+                <w:sz w:val="28"/>
+              </w:rPr>
+              <w:t>Usuári</w:t>
+            </w:r>
+            <w:r>
+              <w:rPr>
+                <w:sz w:val="28"/>
+              </w:rPr>
+              <w:t xml:space="preserve">o autenticado </w:t>
+            </w:r>
             <w:r>
               <w:rPr>
                 <w:sz w:val="28"/>
@@ -466,7 +459,7 @@
       <w:tr>
         <w:trPr>
           <w:cantSplit/>
-          <w:trHeight w:val="4716"/>
+          <w:trHeight w:val="2330"/>
         </w:trPr>
         <w:tc>
           <w:tcPr>
@@ -507,30 +500,43 @@
               </w:numPr>
               <w:jc w:val="left"/>
               <w:rPr>
-                <w:b/>
-                <w:sz w:val="32"/>
-                <w:szCs w:val="32"/>
-              </w:rPr>
-            </w:pPr>
-            <w:r>
-              <w:rPr>
-                <w:b/>
-                <w:sz w:val="32"/>
-                <w:szCs w:val="32"/>
-              </w:rPr>
-              <w:t>Entregador acessa “Meus Dados” (ou “Cadastrar com Entregador”).</w:t>
-            </w:r>
-          </w:p>
-          <w:p>
-            <w:pPr>
-              <w:pStyle w:val="Ttulo2"/>
-              <w:jc w:val="left"/>
-              <w:rPr>
-                <w:b/>
-                <w:sz w:val="32"/>
-                <w:szCs w:val="32"/>
-              </w:rPr>
-            </w:pPr>
+                <w:bCs/>
+                <w:sz w:val="32"/>
+                <w:szCs w:val="32"/>
+              </w:rPr>
+            </w:pPr>
+            <w:r>
+              <w:rPr>
+                <w:bCs/>
+                <w:sz w:val="32"/>
+                <w:szCs w:val="32"/>
+              </w:rPr>
+              <w:t>Entregador acessa “Meus Dados” (ou “Cadastrar com</w:t>
+            </w:r>
+            <w:r>
+              <w:rPr>
+                <w:bCs/>
+                <w:sz w:val="32"/>
+                <w:szCs w:val="32"/>
+              </w:rPr>
+              <w:t>o</w:t>
+            </w:r>
+            <w:r>
+              <w:rPr>
+                <w:bCs/>
+                <w:sz w:val="32"/>
+                <w:szCs w:val="32"/>
+              </w:rPr>
+              <w:t xml:space="preserve"> Entregador”)</w:t>
+            </w:r>
+            <w:r>
+              <w:rPr>
+                <w:bCs/>
+                <w:sz w:val="32"/>
+                <w:szCs w:val="32"/>
+              </w:rPr>
+              <w:t>.</w:t>
+            </w:r>
           </w:p>
           <w:p>
             <w:pPr>
@@ -541,38 +547,91 @@
               </w:numPr>
               <w:jc w:val="left"/>
               <w:rPr>
-                <w:b/>
-                <w:sz w:val="32"/>
-                <w:szCs w:val="32"/>
-              </w:rPr>
-            </w:pPr>
-            <w:r>
-              <w:rPr>
-                <w:b/>
-                <w:sz w:val="32"/>
-                <w:szCs w:val="32"/>
-              </w:rPr>
-              <w:t>Sistema exibe formulário (dados pessoais, veículo, CNH, documentos)</w:t>
-            </w:r>
-            <w:r>
-              <w:rPr>
-                <w:b/>
+                <w:bCs/>
+                <w:sz w:val="32"/>
+                <w:szCs w:val="32"/>
+              </w:rPr>
+            </w:pPr>
+            <w:r>
+              <w:rPr>
+                <w:bCs/>
+                <w:sz w:val="32"/>
+                <w:szCs w:val="32"/>
+              </w:rPr>
+              <w:t xml:space="preserve">Sistema exibe </w:t>
+            </w:r>
+            <w:r>
+              <w:rPr>
+                <w:bCs/>
+                <w:sz w:val="32"/>
+                <w:szCs w:val="32"/>
+              </w:rPr>
+              <w:t xml:space="preserve">tela de </w:t>
+            </w:r>
+            <w:r>
+              <w:rPr>
+                <w:bCs/>
+                <w:sz w:val="32"/>
+                <w:szCs w:val="32"/>
+              </w:rPr>
+              <w:t>formulário (dados pessoais, veículo, CNH, documentos)</w:t>
+            </w:r>
+            <w:r>
+              <w:rPr>
+                <w:bCs/>
+                <w:sz w:val="32"/>
+                <w:szCs w:val="32"/>
+              </w:rPr>
+              <w:t xml:space="preserve"> </w:t>
+            </w:r>
+            <w:r>
+              <w:rPr>
+                <w:bCs/>
+                <w:sz w:val="32"/>
+                <w:szCs w:val="32"/>
+              </w:rPr>
+              <w:t>(Tela_</w:t>
+            </w:r>
+            <w:r>
+              <w:rPr>
+                <w:bCs/>
+                <w:sz w:val="32"/>
+                <w:szCs w:val="32"/>
+              </w:rPr>
+              <w:t>11</w:t>
+            </w:r>
+            <w:r>
+              <w:rPr>
+                <w:bCs/>
+                <w:sz w:val="32"/>
+                <w:szCs w:val="32"/>
+              </w:rPr>
+              <w:t>/Tela_1</w:t>
+            </w:r>
+            <w:r>
+              <w:rPr>
+                <w:bCs/>
+                <w:sz w:val="32"/>
+                <w:szCs w:val="32"/>
+              </w:rPr>
+              <w:t>2</w:t>
+            </w:r>
+            <w:r>
+              <w:rPr>
+                <w:bCs/>
+                <w:sz w:val="32"/>
+                <w:szCs w:val="32"/>
+              </w:rPr>
+              <w:t>)</w:t>
+            </w:r>
+            <w:r>
+              <w:rPr>
+                <w:bCs/>
                 <w:sz w:val="32"/>
                 <w:szCs w:val="32"/>
               </w:rPr>
               <w:t>.</w:t>
             </w:r>
-          </w:p>
-          <w:p>
-            <w:pPr>
-              <w:pStyle w:val="Ttulo2"/>
-              <w:jc w:val="left"/>
-              <w:rPr>
-                <w:b/>
-                <w:sz w:val="32"/>
-                <w:szCs w:val="32"/>
-              </w:rPr>
-            </w:pPr>
           </w:p>
           <w:p>
             <w:pPr>
@@ -583,14 +642,14 @@
               </w:numPr>
               <w:jc w:val="left"/>
               <w:rPr>
-                <w:b/>
-                <w:sz w:val="32"/>
-                <w:szCs w:val="32"/>
-              </w:rPr>
-            </w:pPr>
-            <w:r>
-              <w:rPr>
-                <w:b/>
+                <w:bCs/>
+                <w:sz w:val="32"/>
+                <w:szCs w:val="32"/>
+              </w:rPr>
+            </w:pPr>
+            <w:r>
+              <w:rPr>
+                <w:bCs/>
                 <w:sz w:val="32"/>
                 <w:szCs w:val="32"/>
               </w:rPr>
@@ -598,23 +657,80 @@
             </w:r>
             <w:r>
               <w:rPr>
-                <w:b/>
+                <w:bCs/>
+                <w:sz w:val="32"/>
+                <w:szCs w:val="32"/>
+              </w:rPr>
+              <w:t xml:space="preserve"> </w:t>
+            </w:r>
+            <w:r>
+              <w:rPr>
+                <w:bCs/>
+                <w:sz w:val="32"/>
+                <w:szCs w:val="32"/>
+              </w:rPr>
+              <w:t>(</w:t>
+            </w:r>
+            <w:r>
+              <w:rPr>
+                <w:bCs/>
+                <w:color w:val="FF0000"/>
+                <w:sz w:val="32"/>
+                <w:szCs w:val="32"/>
+              </w:rPr>
+              <w:t>Tela_</w:t>
+            </w:r>
+            <w:r>
+              <w:rPr>
+                <w:bCs/>
+                <w:color w:val="FF0000"/>
+                <w:sz w:val="32"/>
+                <w:szCs w:val="32"/>
+              </w:rPr>
+              <w:t>11</w:t>
+            </w:r>
+            <w:r>
+              <w:rPr>
+                <w:bCs/>
+                <w:sz w:val="32"/>
+                <w:szCs w:val="32"/>
+              </w:rPr>
+              <w:t>/</w:t>
+            </w:r>
+            <w:r>
+              <w:rPr>
+                <w:bCs/>
+                <w:color w:val="FF0000"/>
+                <w:sz w:val="32"/>
+                <w:szCs w:val="32"/>
+              </w:rPr>
+              <w:t>Tela_1</w:t>
+            </w:r>
+            <w:r>
+              <w:rPr>
+                <w:bCs/>
+                <w:color w:val="FF0000"/>
+                <w:sz w:val="32"/>
+                <w:szCs w:val="32"/>
+              </w:rPr>
+              <w:t>2</w:t>
+            </w:r>
+            <w:r>
+              <w:rPr>
+                <w:bCs/>
+                <w:sz w:val="32"/>
+                <w:szCs w:val="32"/>
+              </w:rPr>
+              <w:t>)</w:t>
+            </w:r>
+            <w:r>
+              <w:rPr>
+                <w:bCs/>
                 <w:sz w:val="32"/>
                 <w:szCs w:val="32"/>
               </w:rPr>
               <w:t>.</w:t>
             </w:r>
-          </w:p>
-          <w:p>
-            <w:pPr>
-              <w:pStyle w:val="Ttulo2"/>
-              <w:jc w:val="left"/>
-              <w:rPr>
-                <w:b/>
-                <w:sz w:val="32"/>
-                <w:szCs w:val="32"/>
-              </w:rPr>
-            </w:pPr>
           </w:p>
           <w:p>
             <w:pPr>
@@ -625,36 +741,18 @@
               </w:numPr>
               <w:jc w:val="left"/>
               <w:rPr>
-                <w:b/>
-                <w:sz w:val="32"/>
-                <w:szCs w:val="32"/>
-              </w:rPr>
-            </w:pPr>
-            <w:r>
-              <w:rPr>
-                <w:b/>
-                <w:sz w:val="32"/>
-                <w:szCs w:val="32"/>
-              </w:rPr>
-              <w:t xml:space="preserve">Sistema salva e envia para </w:t>
-            </w:r>
-            <w:proofErr w:type="spellStart"/>
-            <w:r>
-              <w:rPr>
-                <w:b/>
-                <w:sz w:val="32"/>
-                <w:szCs w:val="32"/>
-              </w:rPr>
-              <w:t>ValidarCadastro</w:t>
-            </w:r>
-            <w:proofErr w:type="spellEnd"/>
-            <w:r>
-              <w:rPr>
-                <w:b/>
-                <w:sz w:val="32"/>
-                <w:szCs w:val="32"/>
-              </w:rPr>
-              <w:t>.</w:t>
+                <w:bCs/>
+                <w:sz w:val="32"/>
+                <w:szCs w:val="32"/>
+              </w:rPr>
+            </w:pPr>
+            <w:r>
+              <w:rPr>
+                <w:bCs/>
+                <w:sz w:val="32"/>
+                <w:szCs w:val="32"/>
+              </w:rPr>
+              <w:t>Sistema salva e envia para ValidarCadastro.</w:t>
             </w:r>
           </w:p>
         </w:tc>
@@ -724,14 +822,17 @@
               <w:rPr>
                 <w:b/>
                 <w:sz w:val="28"/>
-              </w:rPr>
-              <w:t>A1</w:t>
+                <w:szCs w:val="28"/>
+              </w:rPr>
+              <w:t>Linha 4</w:t>
             </w:r>
             <w:r>
               <w:rPr>
                 <w:b/>
-              </w:rPr>
-              <w:t xml:space="preserve"> —</w:t>
+                <w:sz w:val="28"/>
+                <w:szCs w:val="28"/>
+              </w:rPr>
+              <w:t>:</w:t>
             </w:r>
             <w:r>
               <w:rPr>
@@ -740,31 +841,34 @@
               <w:t xml:space="preserve"> </w:t>
             </w:r>
             <w:r>
-              <w:t>«</w:t>
-            </w:r>
-            <w:proofErr w:type="spellStart"/>
-            <w:r>
-              <w:t>extend»</w:t>
-            </w:r>
-            <w:r>
-              <w:rPr>
-                <w:b/>
-                <w:sz w:val="28"/>
-              </w:rPr>
-              <w:t>SuspenderEntregador</w:t>
-            </w:r>
-            <w:proofErr w:type="spellEnd"/>
-            <w:r>
-              <w:rPr>
-                <w:b/>
-              </w:rPr>
-              <w:t xml:space="preserve">: </w:t>
-            </w:r>
-            <w:r>
-              <w:rPr>
-                <w:sz w:val="28"/>
-              </w:rPr>
-              <w:t>Administrador aciona suspensão (denúncia/avaliação ruim) → sistema bloqueia o perfil, notifica o entregador com o motivo</w:t>
+              <w:rPr>
+                <w:sz w:val="28"/>
+              </w:rPr>
+              <w:t>Administrador aciona suspensão (denúncia/avaliação ruim)</w:t>
+            </w:r>
+            <w:r>
+              <w:rPr>
+                <w:sz w:val="28"/>
+              </w:rPr>
+              <w:t>. S</w:t>
+            </w:r>
+            <w:r>
+              <w:rPr>
+                <w:sz w:val="28"/>
+              </w:rPr>
+              <w:t>istema bloqueia o perfil</w:t>
+            </w:r>
+            <w:r>
+              <w:rPr>
+                <w:sz w:val="28"/>
+              </w:rPr>
+              <w:t xml:space="preserve"> e</w:t>
+            </w:r>
+            <w:r>
+              <w:rPr>
+                <w:sz w:val="28"/>
+              </w:rPr>
+              <w:t xml:space="preserve"> notifica o entregador com o motivo</w:t>
             </w:r>
             <w:r>
               <w:rPr>
@@ -772,8 +876,6 @@
               </w:rPr>
               <w:t>.</w:t>
             </w:r>
-            <w:bookmarkStart w:id="0" w:name="_GoBack"/>
-            <w:bookmarkEnd w:id="0"/>
           </w:p>
         </w:tc>
       </w:tr>
@@ -942,13 +1044,8 @@
               <w:jc w:val="center"/>
             </w:pPr>
             <w:r>
-              <w:t xml:space="preserve">Marcos </w:t>
-            </w:r>
-            <w:proofErr w:type="spellStart"/>
-            <w:r>
-              <w:t>Dósea</w:t>
-            </w:r>
-            <w:proofErr w:type="spellEnd"/>
+              <w:t>Marcos Dósea</w:t>
+            </w:r>
           </w:p>
         </w:tc>
         <w:tc>
@@ -1009,13 +1106,8 @@
               <w:jc w:val="center"/>
             </w:pPr>
             <w:r>
-              <w:t xml:space="preserve">Marcos </w:t>
-            </w:r>
-            <w:proofErr w:type="spellStart"/>
-            <w:r>
-              <w:t>Dósea</w:t>
-            </w:r>
-            <w:proofErr w:type="spellEnd"/>
+              <w:t>Marcos Dósea</w:t>
+            </w:r>
           </w:p>
         </w:tc>
         <w:tc>
@@ -1076,13 +1168,8 @@
               <w:jc w:val="center"/>
             </w:pPr>
             <w:r>
-              <w:t xml:space="preserve">Marcos </w:t>
-            </w:r>
-            <w:proofErr w:type="spellStart"/>
-            <w:r>
-              <w:t>Dósea</w:t>
-            </w:r>
-            <w:proofErr w:type="spellEnd"/>
+              <w:t>Marcos Dósea</w:t>
+            </w:r>
           </w:p>
         </w:tc>
         <w:tc>
@@ -1143,13 +1230,8 @@
               <w:jc w:val="center"/>
             </w:pPr>
             <w:r>
-              <w:t xml:space="preserve">Marcos </w:t>
-            </w:r>
-            <w:proofErr w:type="spellStart"/>
-            <w:r>
-              <w:t>Dósea</w:t>
-            </w:r>
-            <w:proofErr w:type="spellEnd"/>
+              <w:t>Marcos Dósea</w:t>
+            </w:r>
           </w:p>
         </w:tc>
         <w:tc>
@@ -1186,7 +1268,7 @@
 </file>
 
 <file path=word/numbering.xml><?xml version="1.0" encoding="utf-8"?>
-<w:numbering xmlns:wpc="http://schemas.microsoft.com/office/word/2010/wordprocessingCanvas" xmlns:mc="http://schemas.openxmlformats.org/markup-compatibility/2006" xmlns:o="urn:schemas-microsoft-com:office:office" xmlns:r="http://schemas.openxmlformats.org/officeDocument/2006/relationships" xmlns:m="http://schemas.openxmlformats.org/officeDocument/2006/math" xmlns:v="urn:schemas-microsoft-com:vml" xmlns:wp14="http://schemas.microsoft.com/office/word/2010/wordprocessingDrawing" xmlns:wp="http://schemas.openxmlformats.org/drawingml/2006/wordprocessingDrawing" xmlns:w10="urn:schemas-microsoft-com:office:word" xmlns:w="http://schemas.openxmlformats.org/wordprocessingml/2006/main" xmlns:w14="http://schemas.microsoft.com/office/word/2010/wordml" xmlns:w15="http://schemas.microsoft.com/office/word/2012/wordml" xmlns:wpg="http://schemas.microsoft.com/office/word/2010/wordprocessingGroup" xmlns:wpi="http://schemas.microsoft.com/office/word/2010/wordprocessingInk" xmlns:wne="http://schemas.microsoft.com/office/word/2006/wordml" xmlns:wps="http://schemas.microsoft.com/office/word/2010/wordprocessingShape" mc:Ignorable="w14 w15 wp14">
+<w:numbering xmlns:wpc="http://schemas.microsoft.com/office/word/2010/wordprocessingCanvas" xmlns:cx="http://schemas.microsoft.com/office/drawing/2014/chartex" xmlns:cx1="http://schemas.microsoft.com/office/drawing/2015/9/8/chartex" xmlns:cx2="http://schemas.microsoft.com/office/drawing/2015/10/21/chartex" xmlns:cx3="http://schemas.microsoft.com/office/drawing/2016/5/9/chartex" xmlns:cx4="http://schemas.microsoft.com/office/drawing/2016/5/10/chartex" xmlns:cx5="http://schemas.microsoft.com/office/drawing/2016/5/11/chartex" xmlns:cx6="http://schemas.microsoft.com/office/drawing/2016/5/12/chartex" xmlns:cx7="http://schemas.microsoft.com/office/drawing/2016/5/13/chartex" xmlns:cx8="http://schemas.microsoft.com/office/drawing/2016/5/14/chartex" xmlns:mc="http://schemas.openxmlformats.org/markup-compatibility/2006" xmlns:aink="http://schemas.microsoft.com/office/drawing/2016/ink" xmlns:am3d="http://schemas.microsoft.com/office/drawing/2017/model3d" xmlns:o="urn:schemas-microsoft-com:office:office" xmlns:oel="http://schemas.microsoft.com/office/2019/extlst" xmlns:r="http://schemas.openxmlformats.org/officeDocument/2006/relationships" xmlns:m="http://schemas.openxmlformats.org/officeDocument/2006/math" xmlns:v="urn:schemas-microsoft-com:vml" xmlns:wp14="http://schemas.microsoft.com/office/word/2010/wordprocessingDrawing" xmlns:wp="http://schemas.openxmlformats.org/drawingml/2006/wordprocessingDrawing" xmlns:w10="urn:schemas-microsoft-com:office:word" xmlns:w="http://schemas.openxmlformats.org/wordprocessingml/2006/main" xmlns:w14="http://schemas.microsoft.com/office/word/2010/wordml" xmlns:w15="http://schemas.microsoft.com/office/word/2012/wordml" xmlns:w16cex="http://schemas.microsoft.com/office/word/2018/wordml/cex" xmlns:w16cid="http://schemas.microsoft.com/office/word/2016/wordml/cid" xmlns:w16="http://schemas.microsoft.com/office/word/2018/wordml" xmlns:w16sdtdh="http://schemas.microsoft.com/office/word/2020/wordml/sdtdatahash" xmlns:w16se="http://schemas.microsoft.com/office/word/2015/wordml/symex" xmlns:wpg="http://schemas.microsoft.com/office/word/2010/wordprocessingGroup" xmlns:wpi="http://schemas.microsoft.com/office/word/2010/wordprocessingInk" xmlns:wne="http://schemas.microsoft.com/office/word/2006/wordml" xmlns:wps="http://schemas.microsoft.com/office/word/2010/wordprocessingShape" mc:Ignorable="w14 w15 w16se w16cid w16 w16cex w16sdtdh wp14">
   <w:abstractNum w:abstractNumId="0" w15:restartNumberingAfterBreak="0">
     <w:nsid w:val="0145720D"/>
     <w:multiLevelType w:val="singleLevel"/>
@@ -1611,7 +1693,7 @@
       </w:pPr>
     </w:lvl>
   </w:abstractNum>
-  <w:num w:numId="1">
+  <w:num w:numId="1" w16cid:durableId="1713456456">
     <w:abstractNumId w:val="4"/>
     <w:lvlOverride w:ilvl="0">
       <w:startOverride w:val="1"/>
@@ -1641,7 +1723,7 @@
       <w:startOverride w:val="1"/>
     </w:lvlOverride>
   </w:num>
-  <w:num w:numId="2">
+  <w:num w:numId="2" w16cid:durableId="797526795">
     <w:abstractNumId w:val="3"/>
     <w:lvlOverride w:ilvl="0">
       <w:startOverride w:val="3"/>
@@ -1671,23 +1753,23 @@
       <w:startOverride w:val="1"/>
     </w:lvlOverride>
   </w:num>
-  <w:num w:numId="3">
+  <w:num w:numId="3" w16cid:durableId="1179125371">
     <w:abstractNumId w:val="0"/>
   </w:num>
-  <w:num w:numId="4">
+  <w:num w:numId="4" w16cid:durableId="1260941995">
     <w:abstractNumId w:val="3"/>
   </w:num>
-  <w:num w:numId="5">
+  <w:num w:numId="5" w16cid:durableId="88284425">
     <w:abstractNumId w:val="2"/>
   </w:num>
-  <w:num w:numId="6">
+  <w:num w:numId="6" w16cid:durableId="1052920728">
     <w:abstractNumId w:val="1"/>
   </w:num>
 </w:numbering>
 </file>
 
 <file path=word/styles.xml><?xml version="1.0" encoding="utf-8"?>
-<w:styles xmlns:mc="http://schemas.openxmlformats.org/markup-compatibility/2006" xmlns:r="http://schemas.openxmlformats.org/officeDocument/2006/relationships" xmlns:w="http://schemas.openxmlformats.org/wordprocessingml/2006/main" xmlns:w14="http://schemas.microsoft.com/office/word/2010/wordml" xmlns:w15="http://schemas.microsoft.com/office/word/2012/wordml" mc:Ignorable="w14 w15">
+<w:styles xmlns:mc="http://schemas.openxmlformats.org/markup-compatibility/2006" xmlns:r="http://schemas.openxmlformats.org/officeDocument/2006/relationships" xmlns:w="http://schemas.openxmlformats.org/wordprocessingml/2006/main" xmlns:w14="http://schemas.microsoft.com/office/word/2010/wordml" xmlns:w15="http://schemas.microsoft.com/office/word/2012/wordml" xmlns:w16cex="http://schemas.microsoft.com/office/word/2018/wordml/cex" xmlns:w16cid="http://schemas.microsoft.com/office/word/2016/wordml/cid" xmlns:w16="http://schemas.microsoft.com/office/word/2018/wordml" xmlns:w16sdtdh="http://schemas.microsoft.com/office/word/2020/wordml/sdtdatahash" xmlns:w16se="http://schemas.microsoft.com/office/word/2015/wordml/symex" mc:Ignorable="w14 w15 w16se w16cid w16 w16cex w16sdtdh">
   <w:docDefaults>
     <w:rPrDefault>
       <w:rPr>
@@ -1703,7 +1785,7 @@
       </w:pPr>
     </w:pPrDefault>
   </w:docDefaults>
-  <w:latentStyles w:defLockedState="0" w:defUIPriority="99" w:defSemiHidden="0" w:defUnhideWhenUsed="0" w:defQFormat="0" w:count="371">
+  <w:latentStyles w:defLockedState="0" w:defUIPriority="99" w:defSemiHidden="0" w:defUnhideWhenUsed="0" w:defQFormat="0" w:count="376">
     <w:lsdException w:name="Normal" w:uiPriority="0" w:qFormat="1"/>
     <w:lsdException w:name="heading 1" w:uiPriority="9" w:qFormat="1"/>
     <w:lsdException w:name="heading 2" w:semiHidden="1" w:uiPriority="0" w:unhideWhenUsed="1" w:qFormat="1"/>
@@ -2075,6 +2157,11 @@
     <w:lsdException w:name="List Table 5 Dark Accent 6" w:uiPriority="50"/>
     <w:lsdException w:name="List Table 6 Colorful Accent 6" w:uiPriority="51"/>
     <w:lsdException w:name="List Table 7 Colorful Accent 6" w:uiPriority="52"/>
+    <w:lsdException w:name="Mention" w:semiHidden="1" w:unhideWhenUsed="1"/>
+    <w:lsdException w:name="Smart Hyperlink" w:semiHidden="1" w:unhideWhenUsed="1"/>
+    <w:lsdException w:name="Hashtag" w:semiHidden="1" w:unhideWhenUsed="1"/>
+    <w:lsdException w:name="Unresolved Mention" w:semiHidden="1" w:unhideWhenUsed="1"/>
+    <w:lsdException w:name="Smart Link" w:semiHidden="1" w:unhideWhenUsed="1"/>
   </w:latentStyles>
   <w:style w:type="paragraph" w:default="1" w:styleId="Normal">
     <w:name w:val="Normal"/>
@@ -2111,7 +2198,6 @@
   <w:style w:type="character" w:default="1" w:styleId="Fontepargpadro">
     <w:name w:val="Default Paragraph Font"/>
     <w:uiPriority w:val="1"/>
-    <w:semiHidden/>
     <w:unhideWhenUsed/>
   </w:style>
   <w:style w:type="table" w:default="1" w:styleId="Tabelanormal">

--- a/Requisitos/Documentos de Casos de Uso/CSU08 - ManterEntregador.docx
+++ b/Requisitos/Documentos de Casos de Uso/CSU08 - ManterEntregador.docx
@@ -1,6 +1,6 @@
 
 <file path=word/document.xml><?xml version="1.0" encoding="utf-8"?>
-<w:document xmlns:wpc="http://schemas.microsoft.com/office/word/2010/wordprocessingCanvas" xmlns:cx="http://schemas.microsoft.com/office/drawing/2014/chartex" xmlns:cx1="http://schemas.microsoft.com/office/drawing/2015/9/8/chartex" xmlns:cx2="http://schemas.microsoft.com/office/drawing/2015/10/21/chartex" xmlns:cx3="http://schemas.microsoft.com/office/drawing/2016/5/9/chartex" xmlns:cx4="http://schemas.microsoft.com/office/drawing/2016/5/10/chartex" xmlns:cx5="http://schemas.microsoft.com/office/drawing/2016/5/11/chartex" xmlns:cx6="http://schemas.microsoft.com/office/drawing/2016/5/12/chartex" xmlns:cx7="http://schemas.microsoft.com/office/drawing/2016/5/13/chartex" xmlns:cx8="http://schemas.microsoft.com/office/drawing/2016/5/14/chartex" xmlns:mc="http://schemas.openxmlformats.org/markup-compatibility/2006" xmlns:aink="http://schemas.microsoft.com/office/drawing/2016/ink" xmlns:am3d="http://schemas.microsoft.com/office/drawing/2017/model3d" xmlns:o="urn:schemas-microsoft-com:office:office" xmlns:oel="http://schemas.microsoft.com/office/2019/extlst" xmlns:r="http://schemas.openxmlformats.org/officeDocument/2006/relationships" xmlns:m="http://schemas.openxmlformats.org/officeDocument/2006/math" xmlns:v="urn:schemas-microsoft-com:vml" xmlns:wp14="http://schemas.microsoft.com/office/word/2010/wordprocessingDrawing" xmlns:wp="http://schemas.openxmlformats.org/drawingml/2006/wordprocessingDrawing" xmlns:w10="urn:schemas-microsoft-com:office:word" xmlns:w="http://schemas.openxmlformats.org/wordprocessingml/2006/main" xmlns:w14="http://schemas.microsoft.com/office/word/2010/wordml" xmlns:w15="http://schemas.microsoft.com/office/word/2012/wordml" xmlns:w16cex="http://schemas.microsoft.com/office/word/2018/wordml/cex" xmlns:w16cid="http://schemas.microsoft.com/office/word/2016/wordml/cid" xmlns:w16="http://schemas.microsoft.com/office/word/2018/wordml" xmlns:w16sdtdh="http://schemas.microsoft.com/office/word/2020/wordml/sdtdatahash" xmlns:w16se="http://schemas.microsoft.com/office/word/2015/wordml/symex" xmlns:wpg="http://schemas.microsoft.com/office/word/2010/wordprocessingGroup" xmlns:wpi="http://schemas.microsoft.com/office/word/2010/wordprocessingInk" xmlns:wne="http://schemas.microsoft.com/office/word/2006/wordml" xmlns:wps="http://schemas.microsoft.com/office/word/2010/wordprocessingShape" mc:Ignorable="w14 w15 w16se w16cid w16 w16cex w16sdtdh wp14">
+<w:document xmlns:wpc="http://schemas.microsoft.com/office/word/2010/wordprocessingCanvas" xmlns:mc="http://schemas.openxmlformats.org/markup-compatibility/2006" xmlns:o="urn:schemas-microsoft-com:office:office" xmlns:r="http://schemas.openxmlformats.org/officeDocument/2006/relationships" xmlns:m="http://schemas.openxmlformats.org/officeDocument/2006/math" xmlns:v="urn:schemas-microsoft-com:vml" xmlns:wp14="http://schemas.microsoft.com/office/word/2010/wordprocessingDrawing" xmlns:wp="http://schemas.openxmlformats.org/drawingml/2006/wordprocessingDrawing" xmlns:w10="urn:schemas-microsoft-com:office:word" xmlns:w="http://schemas.openxmlformats.org/wordprocessingml/2006/main" xmlns:w14="http://schemas.microsoft.com/office/word/2010/wordml" xmlns:w15="http://schemas.microsoft.com/office/word/2012/wordml" xmlns:wpg="http://schemas.microsoft.com/office/word/2010/wordprocessingGroup" xmlns:wpi="http://schemas.microsoft.com/office/word/2010/wordprocessingInk" xmlns:wne="http://schemas.microsoft.com/office/word/2006/wordml" xmlns:wps="http://schemas.microsoft.com/office/word/2010/wordprocessingShape" mc:Ignorable="w14 w15 wp14">
   <w:body>
     <w:p>
       <w:pPr>
@@ -379,17 +379,24 @@
               </w:rPr>
             </w:pPr>
             <w:r>
-              <w:rPr>
-                <w:sz w:val="28"/>
-              </w:rPr>
-              <w:t>Usuári</w:t>
-            </w:r>
-            <w:r>
-              <w:rPr>
-                <w:sz w:val="28"/>
-              </w:rPr>
-              <w:t xml:space="preserve">o autenticado </w:t>
-            </w:r>
+              <w:t>«</w:t>
+            </w:r>
+            <w:proofErr w:type="spellStart"/>
+            <w:proofErr w:type="gramStart"/>
+            <w:r>
+              <w:t>include</w:t>
+            </w:r>
+            <w:proofErr w:type="gramEnd"/>
+            <w:r>
+              <w:t>»</w:t>
+            </w:r>
+            <w:r>
+              <w:rPr>
+                <w:sz w:val="28"/>
+              </w:rPr>
+              <w:t>AutenticarUsuária</w:t>
+            </w:r>
+            <w:proofErr w:type="spellEnd"/>
             <w:r>
               <w:rPr>
                 <w:sz w:val="28"/>
@@ -459,7 +466,7 @@
       <w:tr>
         <w:trPr>
           <w:cantSplit/>
-          <w:trHeight w:val="2330"/>
+          <w:trHeight w:val="4716"/>
         </w:trPr>
         <w:tc>
           <w:tcPr>
@@ -500,43 +507,30 @@
               </w:numPr>
               <w:jc w:val="left"/>
               <w:rPr>
-                <w:bCs/>
+                <w:b/>
                 <w:sz w:val="32"/>
                 <w:szCs w:val="32"/>
               </w:rPr>
             </w:pPr>
             <w:r>
               <w:rPr>
-                <w:bCs/>
+                <w:b/>
                 <w:sz w:val="32"/>
                 <w:szCs w:val="32"/>
               </w:rPr>
-              <w:t>Entregador acessa “Meus Dados” (ou “Cadastrar com</w:t>
-            </w:r>
-            <w:r>
-              <w:rPr>
-                <w:bCs/>
+              <w:t>Entregador acessa “Meus Dados” (ou “Cadastrar com Entregador”).</w:t>
+            </w:r>
+          </w:p>
+          <w:p>
+            <w:pPr>
+              <w:pStyle w:val="Ttulo2"/>
+              <w:jc w:val="left"/>
+              <w:rPr>
+                <w:b/>
                 <w:sz w:val="32"/>
                 <w:szCs w:val="32"/>
               </w:rPr>
-              <w:t>o</w:t>
-            </w:r>
-            <w:r>
-              <w:rPr>
-                <w:bCs/>
-                <w:sz w:val="32"/>
-                <w:szCs w:val="32"/>
-              </w:rPr>
-              <w:t xml:space="preserve"> Entregador”)</w:t>
-            </w:r>
-            <w:r>
-              <w:rPr>
-                <w:bCs/>
-                <w:sz w:val="32"/>
-                <w:szCs w:val="32"/>
-              </w:rPr>
-              <w:t>.</w:t>
-            </w:r>
+            </w:pPr>
           </w:p>
           <w:p>
             <w:pPr>
@@ -547,91 +541,38 @@
               </w:numPr>
               <w:jc w:val="left"/>
               <w:rPr>
-                <w:bCs/>
+                <w:b/>
                 <w:sz w:val="32"/>
                 <w:szCs w:val="32"/>
               </w:rPr>
             </w:pPr>
             <w:r>
               <w:rPr>
-                <w:bCs/>
+                <w:b/>
                 <w:sz w:val="32"/>
                 <w:szCs w:val="32"/>
               </w:rPr>
-              <w:t xml:space="preserve">Sistema exibe </w:t>
-            </w:r>
-            <w:r>
-              <w:rPr>
-                <w:bCs/>
+              <w:t>Sistema exibe formulário (dados pessoais, veículo, CNH, documentos)</w:t>
+            </w:r>
+            <w:r>
+              <w:rPr>
+                <w:b/>
                 <w:sz w:val="32"/>
                 <w:szCs w:val="32"/>
               </w:rPr>
-              <w:t xml:space="preserve">tela de </w:t>
-            </w:r>
-            <w:r>
-              <w:rPr>
-                <w:bCs/>
+              <w:t>.</w:t>
+            </w:r>
+          </w:p>
+          <w:p>
+            <w:pPr>
+              <w:pStyle w:val="Ttulo2"/>
+              <w:jc w:val="left"/>
+              <w:rPr>
+                <w:b/>
                 <w:sz w:val="32"/>
                 <w:szCs w:val="32"/>
               </w:rPr>
-              <w:t>formulário (dados pessoais, veículo, CNH, documentos)</w:t>
-            </w:r>
-            <w:r>
-              <w:rPr>
-                <w:bCs/>
-                <w:sz w:val="32"/>
-                <w:szCs w:val="32"/>
-              </w:rPr>
-              <w:t xml:space="preserve"> </w:t>
-            </w:r>
-            <w:r>
-              <w:rPr>
-                <w:bCs/>
-                <w:sz w:val="32"/>
-                <w:szCs w:val="32"/>
-              </w:rPr>
-              <w:t>(Tela_</w:t>
-            </w:r>
-            <w:r>
-              <w:rPr>
-                <w:bCs/>
-                <w:sz w:val="32"/>
-                <w:szCs w:val="32"/>
-              </w:rPr>
-              <w:t>11</w:t>
-            </w:r>
-            <w:r>
-              <w:rPr>
-                <w:bCs/>
-                <w:sz w:val="32"/>
-                <w:szCs w:val="32"/>
-              </w:rPr>
-              <w:t>/Tela_1</w:t>
-            </w:r>
-            <w:r>
-              <w:rPr>
-                <w:bCs/>
-                <w:sz w:val="32"/>
-                <w:szCs w:val="32"/>
-              </w:rPr>
-              <w:t>2</w:t>
-            </w:r>
-            <w:r>
-              <w:rPr>
-                <w:bCs/>
-                <w:sz w:val="32"/>
-                <w:szCs w:val="32"/>
-              </w:rPr>
-              <w:t>)</w:t>
-            </w:r>
-            <w:r>
-              <w:rPr>
-                <w:bCs/>
-                <w:sz w:val="32"/>
-                <w:szCs w:val="32"/>
-              </w:rPr>
-              <w:t>.</w:t>
-            </w:r>
+            </w:pPr>
           </w:p>
           <w:p>
             <w:pPr>
@@ -642,14 +583,14 @@
               </w:numPr>
               <w:jc w:val="left"/>
               <w:rPr>
-                <w:bCs/>
+                <w:b/>
                 <w:sz w:val="32"/>
                 <w:szCs w:val="32"/>
               </w:rPr>
             </w:pPr>
             <w:r>
               <w:rPr>
-                <w:bCs/>
+                <w:b/>
                 <w:sz w:val="32"/>
                 <w:szCs w:val="32"/>
               </w:rPr>
@@ -657,80 +598,23 @@
             </w:r>
             <w:r>
               <w:rPr>
-                <w:bCs/>
+                <w:b/>
                 <w:sz w:val="32"/>
                 <w:szCs w:val="32"/>
               </w:rPr>
-              <w:t xml:space="preserve"> </w:t>
-            </w:r>
-            <w:r>
-              <w:rPr>
-                <w:bCs/>
+              <w:t>.</w:t>
+            </w:r>
+          </w:p>
+          <w:p>
+            <w:pPr>
+              <w:pStyle w:val="Ttulo2"/>
+              <w:jc w:val="left"/>
+              <w:rPr>
+                <w:b/>
                 <w:sz w:val="32"/>
                 <w:szCs w:val="32"/>
               </w:rPr>
-              <w:t>(</w:t>
-            </w:r>
-            <w:r>
-              <w:rPr>
-                <w:bCs/>
-                <w:color w:val="FF0000"/>
-                <w:sz w:val="32"/>
-                <w:szCs w:val="32"/>
-              </w:rPr>
-              <w:t>Tela_</w:t>
-            </w:r>
-            <w:r>
-              <w:rPr>
-                <w:bCs/>
-                <w:color w:val="FF0000"/>
-                <w:sz w:val="32"/>
-                <w:szCs w:val="32"/>
-              </w:rPr>
-              <w:t>11</w:t>
-            </w:r>
-            <w:r>
-              <w:rPr>
-                <w:bCs/>
-                <w:sz w:val="32"/>
-                <w:szCs w:val="32"/>
-              </w:rPr>
-              <w:t>/</w:t>
-            </w:r>
-            <w:r>
-              <w:rPr>
-                <w:bCs/>
-                <w:color w:val="FF0000"/>
-                <w:sz w:val="32"/>
-                <w:szCs w:val="32"/>
-              </w:rPr>
-              <w:t>Tela_1</w:t>
-            </w:r>
-            <w:r>
-              <w:rPr>
-                <w:bCs/>
-                <w:color w:val="FF0000"/>
-                <w:sz w:val="32"/>
-                <w:szCs w:val="32"/>
-              </w:rPr>
-              <w:t>2</w:t>
-            </w:r>
-            <w:r>
-              <w:rPr>
-                <w:bCs/>
-                <w:sz w:val="32"/>
-                <w:szCs w:val="32"/>
-              </w:rPr>
-              <w:t>)</w:t>
-            </w:r>
-            <w:r>
-              <w:rPr>
-                <w:bCs/>
-                <w:sz w:val="32"/>
-                <w:szCs w:val="32"/>
-              </w:rPr>
-              <w:t>.</w:t>
-            </w:r>
+            </w:pPr>
           </w:p>
           <w:p>
             <w:pPr>
@@ -741,18 +625,36 @@
               </w:numPr>
               <w:jc w:val="left"/>
               <w:rPr>
-                <w:bCs/>
+                <w:b/>
                 <w:sz w:val="32"/>
                 <w:szCs w:val="32"/>
               </w:rPr>
             </w:pPr>
             <w:r>
               <w:rPr>
-                <w:bCs/>
+                <w:b/>
                 <w:sz w:val="32"/>
                 <w:szCs w:val="32"/>
               </w:rPr>
-              <w:t>Sistema salva e envia para ValidarCadastro.</w:t>
+              <w:t xml:space="preserve">Sistema salva e envia para </w:t>
+            </w:r>
+            <w:proofErr w:type="spellStart"/>
+            <w:r>
+              <w:rPr>
+                <w:b/>
+                <w:sz w:val="32"/>
+                <w:szCs w:val="32"/>
+              </w:rPr>
+              <w:t>ValidarCadastro</w:t>
+            </w:r>
+            <w:proofErr w:type="spellEnd"/>
+            <w:r>
+              <w:rPr>
+                <w:b/>
+                <w:sz w:val="32"/>
+                <w:szCs w:val="32"/>
+              </w:rPr>
+              <w:t>.</w:t>
             </w:r>
           </w:p>
         </w:tc>
@@ -822,17 +724,14 @@
               <w:rPr>
                 <w:b/>
                 <w:sz w:val="28"/>
-                <w:szCs w:val="28"/>
-              </w:rPr>
-              <w:t>Linha 4</w:t>
-            </w:r>
-            <w:r>
-              <w:rPr>
-                <w:b/>
-                <w:sz w:val="28"/>
-                <w:szCs w:val="28"/>
-              </w:rPr>
-              <w:t>:</w:t>
+              </w:rPr>
+              <w:t>A1</w:t>
+            </w:r>
+            <w:r>
+              <w:rPr>
+                <w:b/>
+              </w:rPr>
+              <w:t xml:space="preserve"> —</w:t>
             </w:r>
             <w:r>
               <w:rPr>
@@ -841,34 +740,31 @@
               <w:t xml:space="preserve"> </w:t>
             </w:r>
             <w:r>
-              <w:rPr>
-                <w:sz w:val="28"/>
-              </w:rPr>
-              <w:t>Administrador aciona suspensão (denúncia/avaliação ruim)</w:t>
-            </w:r>
-            <w:r>
-              <w:rPr>
-                <w:sz w:val="28"/>
-              </w:rPr>
-              <w:t>. S</w:t>
-            </w:r>
-            <w:r>
-              <w:rPr>
-                <w:sz w:val="28"/>
-              </w:rPr>
-              <w:t>istema bloqueia o perfil</w:t>
-            </w:r>
-            <w:r>
-              <w:rPr>
-                <w:sz w:val="28"/>
-              </w:rPr>
-              <w:t xml:space="preserve"> e</w:t>
-            </w:r>
-            <w:r>
-              <w:rPr>
-                <w:sz w:val="28"/>
-              </w:rPr>
-              <w:t xml:space="preserve"> notifica o entregador com o motivo</w:t>
+              <w:t>«</w:t>
+            </w:r>
+            <w:proofErr w:type="spellStart"/>
+            <w:r>
+              <w:t>extend»</w:t>
+            </w:r>
+            <w:r>
+              <w:rPr>
+                <w:b/>
+                <w:sz w:val="28"/>
+              </w:rPr>
+              <w:t>SuspenderEntregador</w:t>
+            </w:r>
+            <w:proofErr w:type="spellEnd"/>
+            <w:r>
+              <w:rPr>
+                <w:b/>
+              </w:rPr>
+              <w:t xml:space="preserve">: </w:t>
+            </w:r>
+            <w:r>
+              <w:rPr>
+                <w:sz w:val="28"/>
+              </w:rPr>
+              <w:t>Administrador aciona suspensão (denúncia/avaliação ruim) → sistema bloqueia o perfil, notifica o entregador com o motivo</w:t>
             </w:r>
             <w:r>
               <w:rPr>
@@ -876,6 +772,8 @@
               </w:rPr>
               <w:t>.</w:t>
             </w:r>
+            <w:bookmarkStart w:id="0" w:name="_GoBack"/>
+            <w:bookmarkEnd w:id="0"/>
           </w:p>
         </w:tc>
       </w:tr>
@@ -1044,8 +942,13 @@
               <w:jc w:val="center"/>
             </w:pPr>
             <w:r>
-              <w:t>Marcos Dósea</w:t>
-            </w:r>
+              <w:t xml:space="preserve">Marcos </w:t>
+            </w:r>
+            <w:proofErr w:type="spellStart"/>
+            <w:r>
+              <w:t>Dósea</w:t>
+            </w:r>
+            <w:proofErr w:type="spellEnd"/>
           </w:p>
         </w:tc>
         <w:tc>
@@ -1106,8 +1009,13 @@
               <w:jc w:val="center"/>
             </w:pPr>
             <w:r>
-              <w:t>Marcos Dósea</w:t>
-            </w:r>
+              <w:t xml:space="preserve">Marcos </w:t>
+            </w:r>
+            <w:proofErr w:type="spellStart"/>
+            <w:r>
+              <w:t>Dósea</w:t>
+            </w:r>
+            <w:proofErr w:type="spellEnd"/>
           </w:p>
         </w:tc>
         <w:tc>
@@ -1168,8 +1076,13 @@
               <w:jc w:val="center"/>
             </w:pPr>
             <w:r>
-              <w:t>Marcos Dósea</w:t>
-            </w:r>
+              <w:t xml:space="preserve">Marcos </w:t>
+            </w:r>
+            <w:proofErr w:type="spellStart"/>
+            <w:r>
+              <w:t>Dósea</w:t>
+            </w:r>
+            <w:proofErr w:type="spellEnd"/>
           </w:p>
         </w:tc>
         <w:tc>
@@ -1230,8 +1143,13 @@
               <w:jc w:val="center"/>
             </w:pPr>
             <w:r>
-              <w:t>Marcos Dósea</w:t>
-            </w:r>
+              <w:t xml:space="preserve">Marcos </w:t>
+            </w:r>
+            <w:proofErr w:type="spellStart"/>
+            <w:r>
+              <w:t>Dósea</w:t>
+            </w:r>
+            <w:proofErr w:type="spellEnd"/>
           </w:p>
         </w:tc>
         <w:tc>
@@ -1268,7 +1186,7 @@
 </file>
 
 <file path=word/numbering.xml><?xml version="1.0" encoding="utf-8"?>
-<w:numbering xmlns:wpc="http://schemas.microsoft.com/office/word/2010/wordprocessingCanvas" xmlns:cx="http://schemas.microsoft.com/office/drawing/2014/chartex" xmlns:cx1="http://schemas.microsoft.com/office/drawing/2015/9/8/chartex" xmlns:cx2="http://schemas.microsoft.com/office/drawing/2015/10/21/chartex" xmlns:cx3="http://schemas.microsoft.com/office/drawing/2016/5/9/chartex" xmlns:cx4="http://schemas.microsoft.com/office/drawing/2016/5/10/chartex" xmlns:cx5="http://schemas.microsoft.com/office/drawing/2016/5/11/chartex" xmlns:cx6="http://schemas.microsoft.com/office/drawing/2016/5/12/chartex" xmlns:cx7="http://schemas.microsoft.com/office/drawing/2016/5/13/chartex" xmlns:cx8="http://schemas.microsoft.com/office/drawing/2016/5/14/chartex" xmlns:mc="http://schemas.openxmlformats.org/markup-compatibility/2006" xmlns:aink="http://schemas.microsoft.com/office/drawing/2016/ink" xmlns:am3d="http://schemas.microsoft.com/office/drawing/2017/model3d" xmlns:o="urn:schemas-microsoft-com:office:office" xmlns:oel="http://schemas.microsoft.com/office/2019/extlst" xmlns:r="http://schemas.openxmlformats.org/officeDocument/2006/relationships" xmlns:m="http://schemas.openxmlformats.org/officeDocument/2006/math" xmlns:v="urn:schemas-microsoft-com:vml" xmlns:wp14="http://schemas.microsoft.com/office/word/2010/wordprocessingDrawing" xmlns:wp="http://schemas.openxmlformats.org/drawingml/2006/wordprocessingDrawing" xmlns:w10="urn:schemas-microsoft-com:office:word" xmlns:w="http://schemas.openxmlformats.org/wordprocessingml/2006/main" xmlns:w14="http://schemas.microsoft.com/office/word/2010/wordml" xmlns:w15="http://schemas.microsoft.com/office/word/2012/wordml" xmlns:w16cex="http://schemas.microsoft.com/office/word/2018/wordml/cex" xmlns:w16cid="http://schemas.microsoft.com/office/word/2016/wordml/cid" xmlns:w16="http://schemas.microsoft.com/office/word/2018/wordml" xmlns:w16sdtdh="http://schemas.microsoft.com/office/word/2020/wordml/sdtdatahash" xmlns:w16se="http://schemas.microsoft.com/office/word/2015/wordml/symex" xmlns:wpg="http://schemas.microsoft.com/office/word/2010/wordprocessingGroup" xmlns:wpi="http://schemas.microsoft.com/office/word/2010/wordprocessingInk" xmlns:wne="http://schemas.microsoft.com/office/word/2006/wordml" xmlns:wps="http://schemas.microsoft.com/office/word/2010/wordprocessingShape" mc:Ignorable="w14 w15 w16se w16cid w16 w16cex w16sdtdh wp14">
+<w:numbering xmlns:wpc="http://schemas.microsoft.com/office/word/2010/wordprocessingCanvas" xmlns:mc="http://schemas.openxmlformats.org/markup-compatibility/2006" xmlns:o="urn:schemas-microsoft-com:office:office" xmlns:r="http://schemas.openxmlformats.org/officeDocument/2006/relationships" xmlns:m="http://schemas.openxmlformats.org/officeDocument/2006/math" xmlns:v="urn:schemas-microsoft-com:vml" xmlns:wp14="http://schemas.microsoft.com/office/word/2010/wordprocessingDrawing" xmlns:wp="http://schemas.openxmlformats.org/drawingml/2006/wordprocessingDrawing" xmlns:w10="urn:schemas-microsoft-com:office:word" xmlns:w="http://schemas.openxmlformats.org/wordprocessingml/2006/main" xmlns:w14="http://schemas.microsoft.com/office/word/2010/wordml" xmlns:w15="http://schemas.microsoft.com/office/word/2012/wordml" xmlns:wpg="http://schemas.microsoft.com/office/word/2010/wordprocessingGroup" xmlns:wpi="http://schemas.microsoft.com/office/word/2010/wordprocessingInk" xmlns:wne="http://schemas.microsoft.com/office/word/2006/wordml" xmlns:wps="http://schemas.microsoft.com/office/word/2010/wordprocessingShape" mc:Ignorable="w14 w15 wp14">
   <w:abstractNum w:abstractNumId="0" w15:restartNumberingAfterBreak="0">
     <w:nsid w:val="0145720D"/>
     <w:multiLevelType w:val="singleLevel"/>
@@ -1693,7 +1611,7 @@
       </w:pPr>
     </w:lvl>
   </w:abstractNum>
-  <w:num w:numId="1" w16cid:durableId="1713456456">
+  <w:num w:numId="1">
     <w:abstractNumId w:val="4"/>
     <w:lvlOverride w:ilvl="0">
       <w:startOverride w:val="1"/>
@@ -1723,7 +1641,7 @@
       <w:startOverride w:val="1"/>
     </w:lvlOverride>
   </w:num>
-  <w:num w:numId="2" w16cid:durableId="797526795">
+  <w:num w:numId="2">
     <w:abstractNumId w:val="3"/>
     <w:lvlOverride w:ilvl="0">
       <w:startOverride w:val="3"/>
@@ -1753,23 +1671,23 @@
       <w:startOverride w:val="1"/>
     </w:lvlOverride>
   </w:num>
-  <w:num w:numId="3" w16cid:durableId="1179125371">
+  <w:num w:numId="3">
     <w:abstractNumId w:val="0"/>
   </w:num>
-  <w:num w:numId="4" w16cid:durableId="1260941995">
+  <w:num w:numId="4">
     <w:abstractNumId w:val="3"/>
   </w:num>
-  <w:num w:numId="5" w16cid:durableId="88284425">
+  <w:num w:numId="5">
     <w:abstractNumId w:val="2"/>
   </w:num>
-  <w:num w:numId="6" w16cid:durableId="1052920728">
+  <w:num w:numId="6">
     <w:abstractNumId w:val="1"/>
   </w:num>
 </w:numbering>
 </file>
 
 <file path=word/styles.xml><?xml version="1.0" encoding="utf-8"?>
-<w:styles xmlns:mc="http://schemas.openxmlformats.org/markup-compatibility/2006" xmlns:r="http://schemas.openxmlformats.org/officeDocument/2006/relationships" xmlns:w="http://schemas.openxmlformats.org/wordprocessingml/2006/main" xmlns:w14="http://schemas.microsoft.com/office/word/2010/wordml" xmlns:w15="http://schemas.microsoft.com/office/word/2012/wordml" xmlns:w16cex="http://schemas.microsoft.com/office/word/2018/wordml/cex" xmlns:w16cid="http://schemas.microsoft.com/office/word/2016/wordml/cid" xmlns:w16="http://schemas.microsoft.com/office/word/2018/wordml" xmlns:w16sdtdh="http://schemas.microsoft.com/office/word/2020/wordml/sdtdatahash" xmlns:w16se="http://schemas.microsoft.com/office/word/2015/wordml/symex" mc:Ignorable="w14 w15 w16se w16cid w16 w16cex w16sdtdh">
+<w:styles xmlns:mc="http://schemas.openxmlformats.org/markup-compatibility/2006" xmlns:r="http://schemas.openxmlformats.org/officeDocument/2006/relationships" xmlns:w="http://schemas.openxmlformats.org/wordprocessingml/2006/main" xmlns:w14="http://schemas.microsoft.com/office/word/2010/wordml" xmlns:w15="http://schemas.microsoft.com/office/word/2012/wordml" mc:Ignorable="w14 w15">
   <w:docDefaults>
     <w:rPrDefault>
       <w:rPr>
@@ -1785,7 +1703,7 @@
       </w:pPr>
     </w:pPrDefault>
   </w:docDefaults>
-  <w:latentStyles w:defLockedState="0" w:defUIPriority="99" w:defSemiHidden="0" w:defUnhideWhenUsed="0" w:defQFormat="0" w:count="376">
+  <w:latentStyles w:defLockedState="0" w:defUIPriority="99" w:defSemiHidden="0" w:defUnhideWhenUsed="0" w:defQFormat="0" w:count="371">
     <w:lsdException w:name="Normal" w:uiPriority="0" w:qFormat="1"/>
     <w:lsdException w:name="heading 1" w:uiPriority="9" w:qFormat="1"/>
     <w:lsdException w:name="heading 2" w:semiHidden="1" w:uiPriority="0" w:unhideWhenUsed="1" w:qFormat="1"/>
@@ -2157,11 +2075,6 @@
     <w:lsdException w:name="List Table 5 Dark Accent 6" w:uiPriority="50"/>
     <w:lsdException w:name="List Table 6 Colorful Accent 6" w:uiPriority="51"/>
     <w:lsdException w:name="List Table 7 Colorful Accent 6" w:uiPriority="52"/>
-    <w:lsdException w:name="Mention" w:semiHidden="1" w:unhideWhenUsed="1"/>
-    <w:lsdException w:name="Smart Hyperlink" w:semiHidden="1" w:unhideWhenUsed="1"/>
-    <w:lsdException w:name="Hashtag" w:semiHidden="1" w:unhideWhenUsed="1"/>
-    <w:lsdException w:name="Unresolved Mention" w:semiHidden="1" w:unhideWhenUsed="1"/>
-    <w:lsdException w:name="Smart Link" w:semiHidden="1" w:unhideWhenUsed="1"/>
   </w:latentStyles>
   <w:style w:type="paragraph" w:default="1" w:styleId="Normal">
     <w:name w:val="Normal"/>
@@ -2198,6 +2111,7 @@
   <w:style w:type="character" w:default="1" w:styleId="Fontepargpadro">
     <w:name w:val="Default Paragraph Font"/>
     <w:uiPriority w:val="1"/>
+    <w:semiHidden/>
     <w:unhideWhenUsed/>
   </w:style>
   <w:style w:type="table" w:default="1" w:styleId="Tabelanormal">
